--- a/report.docx
+++ b/report.docx
@@ -2824,15 +2824,33 @@
           <w:sz w:val="28"/>
           <w:szCs w:val="28"/>
         </w:rPr>
-        <w:t xml:space="preserve"> зафиксированные изменения в удаленный репозиторий в ветку</w:t>
-      </w:r>
-      <w:r>
-        <w:rPr>
-          <w:rFonts w:ascii="Times New Roman" w:hAnsi="Times New Roman" w:cs="Times New Roman"/>
-          <w:sz w:val="28"/>
-          <w:szCs w:val="28"/>
-        </w:rPr>
-        <w:t>.</w:t>
+        <w:t xml:space="preserve"> зафиксированные изменения</w:t>
+      </w:r>
+      <w:r>
+        <w:rPr>
+          <w:rFonts w:ascii="Times New Roman" w:hAnsi="Times New Roman" w:cs="Times New Roman"/>
+          <w:sz w:val="28"/>
+          <w:szCs w:val="28"/>
+        </w:rPr>
+        <w:t xml:space="preserve"> в </w:t>
+      </w:r>
+      <w:proofErr w:type="gramStart"/>
+      <w:r>
+        <w:rPr>
+          <w:rFonts w:ascii="Times New Roman" w:hAnsi="Times New Roman" w:cs="Times New Roman"/>
+          <w:sz w:val="28"/>
+          <w:szCs w:val="28"/>
+        </w:rPr>
+        <w:t>удаленный</w:t>
+      </w:r>
+      <w:proofErr w:type="gramEnd"/>
+      <w:r>
+        <w:rPr>
+          <w:rFonts w:ascii="Times New Roman" w:hAnsi="Times New Roman" w:cs="Times New Roman"/>
+          <w:sz w:val="28"/>
+          <w:szCs w:val="28"/>
+        </w:rPr>
+        <w:t xml:space="preserve"> репозиторий вноавенонвенпо</w:t>
       </w:r>
     </w:p>
     <w:p>
@@ -7194,7 +7212,7 @@
   <a:extraClrSchemeLst/>
   <a:extLst>
     <a:ext uri="{05A4C25C-085E-4340-85A3-A5531E510DB2}">
-      <thm15:themeFamily xmlns="" xmlns:thm15="http://schemas.microsoft.com/office/thememl/2012/main" name="Office Theme" id="{62F939B6-93AF-4DB8-9C6B-D6C7DFDC589F}" vid="{4A3C46E8-61CC-4603-A589-7422A47A8E4A}"/>
+      <thm15:themeFamily xmlns:thm15="http://schemas.microsoft.com/office/thememl/2012/main" xmlns="" name="Office Theme" id="{62F939B6-93AF-4DB8-9C6B-D6C7DFDC589F}" vid="{4A3C46E8-61CC-4603-A589-7422A47A8E4A}"/>
     </a:ext>
   </a:extLst>
 </a:theme>

--- a/report.docx
+++ b/report.docx
@@ -13,6 +13,14 @@
         </w:rPr>
       </w:pPr>
       <w:bookmarkStart w:id="0" w:name="_Hlk222829727"/>
+      <w:r>
+        <w:rPr>
+          <w:rFonts w:ascii="Times New Roman" w:hAnsi="Times New Roman" w:cs="Times New Roman"/>
+          <w:sz w:val="28"/>
+          <w:szCs w:val="28"/>
+        </w:rPr>
+        <w:t>67</w:t>
+      </w:r>
       <w:r>
         <w:rPr>
           <w:rFonts w:ascii="Times New Roman" w:hAnsi="Times New Roman" w:cs="Times New Roman"/>
@@ -7212,7 +7220,7 @@
   <a:extraClrSchemeLst/>
   <a:extLst>
     <a:ext uri="{05A4C25C-085E-4340-85A3-A5531E510DB2}">
-      <thm15:themeFamily xmlns:thm15="http://schemas.microsoft.com/office/thememl/2012/main" xmlns="" name="Office Theme" id="{62F939B6-93AF-4DB8-9C6B-D6C7DFDC589F}" vid="{4A3C46E8-61CC-4603-A589-7422A47A8E4A}"/>
+      <thm15:themeFamily xmlns="" xmlns:thm15="http://schemas.microsoft.com/office/thememl/2012/main" name="Office Theme" id="{62F939B6-93AF-4DB8-9C6B-D6C7DFDC589F}" vid="{4A3C46E8-61CC-4603-A589-7422A47A8E4A}"/>
     </a:ext>
   </a:extLst>
 </a:theme>

--- a/report.docx
+++ b/report.docx
@@ -13,6 +13,15 @@
         </w:rPr>
       </w:pPr>
       <w:bookmarkStart w:id="0" w:name="_Hlk222829727"/>
+      <w:r>
+        <w:rPr>
+          <w:rFonts w:ascii="Times New Roman" w:hAnsi="Times New Roman" w:cs="Times New Roman"/>
+          <w:sz w:val="28"/>
+          <w:szCs w:val="28"/>
+          <w:lang w:val="en-US"/>
+        </w:rPr>
+        <w:t>bffrggg</w:t>
+      </w:r>
       <w:r>
         <w:rPr>
           <w:rFonts w:ascii="Times New Roman" w:hAnsi="Times New Roman" w:cs="Times New Roman"/>
@@ -7220,7 +7229,7 @@
   <a:extraClrSchemeLst/>
   <a:extLst>
     <a:ext uri="{05A4C25C-085E-4340-85A3-A5531E510DB2}">
-      <thm15:themeFamily xmlns="" xmlns:thm15="http://schemas.microsoft.com/office/thememl/2012/main" name="Office Theme" id="{62F939B6-93AF-4DB8-9C6B-D6C7DFDC589F}" vid="{4A3C46E8-61CC-4603-A589-7422A47A8E4A}"/>
+      <thm15:themeFamily xmlns:thm15="http://schemas.microsoft.com/office/thememl/2012/main" xmlns="" name="Office Theme" id="{62F939B6-93AF-4DB8-9C6B-D6C7DFDC589F}" vid="{4A3C46E8-61CC-4603-A589-7422A47A8E4A}"/>
     </a:ext>
   </a:extLst>
 </a:theme>

--- a/report.docx
+++ b/report.docx
@@ -5336,18 +5336,49 @@
         </w:rPr>
         <w:t xml:space="preserve">Ссылка на репозиторий: </w:t>
       </w:r>
-      <w:r>
-        <w:rPr>
-          <w:rFonts w:ascii="Times New Roman" w:hAnsi="Times New Roman" w:cs="Times New Roman"/>
-          <w:sz w:val="28"/>
-          <w:szCs w:val="28"/>
-        </w:rPr>
-        <w:t>https://github.com/altitova2007/FinalWork.git</w:t>
+      <w:hyperlink r:id="rId45" w:history="1">
+        <w:r>
+          <w:rPr>
+            <w:rStyle w:val="af2"/>
+            <w:rFonts w:ascii="Times New Roman" w:hAnsi="Times New Roman" w:cs="Times New Roman"/>
+            <w:sz w:val="28"/>
+            <w:szCs w:val="28"/>
+          </w:rPr>
+          <w:t>https://github.com/altitova2007/FinalWork.git</w:t>
+        </w:r>
+      </w:hyperlink>
+    </w:p>
+    <w:p>
+      <w:pPr>
+        <w:spacing w:after="0"/>
+        <w:rPr>
+          <w:rFonts w:ascii="Times New Roman" w:hAnsi="Times New Roman" w:cs="Times New Roman"/>
+          <w:sz w:val="28"/>
+          <w:szCs w:val="28"/>
+        </w:rPr>
+      </w:pPr>
+    </w:p>
+    <w:p>
+      <w:pPr>
+        <w:spacing w:after="0"/>
+        <w:rPr>
+          <w:rFonts w:ascii="Times New Roman" w:hAnsi="Times New Roman" w:cs="Times New Roman"/>
+          <w:sz w:val="28"/>
+          <w:szCs w:val="28"/>
+        </w:rPr>
+      </w:pPr>
+      <w:r>
+        <w:rPr>
+          <w:rFonts w:ascii="Times New Roman" w:hAnsi="Times New Roman" w:cs="Times New Roman"/>
+          <w:sz w:val="28"/>
+          <w:szCs w:val="28"/>
+        </w:rPr>
+        <w:t>https://github.com/nastaastrahanceva09-dev/FinalWork.git</w:t>
       </w:r>
     </w:p>
     <w:sectPr>
-      <w:footerReference w:type="default" r:id="rId45"/>
-      <w:footerReference w:type="first" r:id="rId46"/>
+      <w:footerReference w:type="default" r:id="rId46"/>
+      <w:footerReference w:type="first" r:id="rId47"/>
       <w:pgSz w:w="11906" w:h="16838"/>
       <w:pgMar w:top="1134" w:right="850" w:bottom="1134" w:left="1701" w:header="708" w:footer="708" w:gutter="0"/>
       <w:cols w:space="708"/>
@@ -6937,6 +6968,17 @@
       <w:szCs w:val="16"/>
     </w:rPr>
   </w:style>
+  <w:style w:type="character" w:styleId="af2">
+    <w:name w:val="Hyperlink"/>
+    <w:basedOn w:val="a0"/>
+    <w:uiPriority w:val="99"/>
+    <w:unhideWhenUsed/>
+    <w:rsid w:val="00F60EA3"/>
+    <w:rPr>
+      <w:color w:val="0563C1" w:themeColor="hyperlink"/>
+      <w:u w:val="single"/>
+    </w:rPr>
+  </w:style>
 </w:styles>
 </file>
 
@@ -7229,7 +7271,7 @@
   <a:extraClrSchemeLst/>
   <a:extLst>
     <a:ext uri="{05A4C25C-085E-4340-85A3-A5531E510DB2}">
-      <thm15:themeFamily xmlns:thm15="http://schemas.microsoft.com/office/thememl/2012/main" xmlns="" name="Office Theme" id="{62F939B6-93AF-4DB8-9C6B-D6C7DFDC589F}" vid="{4A3C46E8-61CC-4603-A589-7422A47A8E4A}"/>
+      <thm15:themeFamily xmlns="" xmlns:thm15="http://schemas.microsoft.com/office/thememl/2012/main" name="Office Theme" id="{62F939B6-93AF-4DB8-9C6B-D6C7DFDC589F}" vid="{4A3C46E8-61CC-4603-A589-7422A47A8E4A}"/>
     </a:ext>
   </a:extLst>
 </a:theme>
